--- a/Resume/Resume.docx
+++ b/Resume/Resume.docx
@@ -1586,7 +1586,25 @@
                                   <w:sz w:val="22"/>
                                   <w:szCs w:val="22"/>
                                 </w:rPr>
-                                <w:t>A website designer and developer renown for slick work and timely. An experienced guy with five years of experience</w:t>
+                                <w:t xml:space="preserve">A website designer and developer renown for slick work and timely. An experienced guy with </w:t>
+                              </w:r>
+                              <w:r>
+                                <w:rPr>
+                                  <w:rFonts w:ascii="MS Mincho" w:eastAsia="MS Mincho" w:hAnsi="MS Mincho" w:cs="Baghdad"/>
+                                  <w:color w:val="FFFFFF" w:themeColor="background1"/>
+                                  <w:sz w:val="22"/>
+                                  <w:szCs w:val="22"/>
+                                </w:rPr>
+                                <w:t xml:space="preserve">one plus </w:t>
+                              </w:r>
+                              <w:r>
+                                <w:rPr>
+                                  <w:rFonts w:ascii="MS Mincho" w:eastAsia="MS Mincho" w:hAnsi="MS Mincho" w:cs="Baghdad"/>
+                                  <w:color w:val="FFFFFF" w:themeColor="background1"/>
+                                  <w:sz w:val="22"/>
+                                  <w:szCs w:val="22"/>
+                                </w:rPr>
+                                <w:t>years of experience</w:t>
                               </w:r>
                             </w:p>
                             <w:p>
@@ -1623,6 +1641,10 @@
                   <v:oval id="Oval 89" o:spid="_x0000_s1043" style="position:absolute;left:1013;top:855;width:3922;height:4449;visibility:visible;mso-wrap-style:square;v-text-anchor:middle" o:gfxdata="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" fillcolor="yellow" stroked="f" strokeweight="1pt">
                     <v:stroke joinstyle="miter"/>
                   </v:oval>
+                  <v:shapetype id="_x0000_t202" coordsize="21600,21600" o:spt="202" path="m,l,21600r21600,l21600,xe">
+                    <v:stroke joinstyle="miter"/>
+                    <v:path gradientshapeok="t" o:connecttype="rect"/>
+                  </v:shapetype>
                   <v:shape id="Text Box 90" o:spid="_x0000_s1044" type="#_x0000_t202" style="position:absolute;left:6988;top:297;width:7657;height:3715;visibility:visible;mso-wrap-style:square;v-text-anchor:top" o:gfxdata="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" filled="f" stroked="f" strokeweight=".5pt">
                     <v:textbox>
                       <w:txbxContent>
@@ -1674,7 +1696,25 @@
                             <w:sz w:val="22"/>
                             <w:szCs w:val="22"/>
                           </w:rPr>
-                          <w:t>A website designer and developer renown for slick work and timely. An experienced guy with five years of experience</w:t>
+                          <w:t xml:space="preserve">A website designer and developer renown for slick work and timely. An experienced guy with </w:t>
+                        </w:r>
+                        <w:r>
+                          <w:rPr>
+                            <w:rFonts w:ascii="MS Mincho" w:eastAsia="MS Mincho" w:hAnsi="MS Mincho" w:cs="Baghdad"/>
+                            <w:color w:val="FFFFFF" w:themeColor="background1"/>
+                            <w:sz w:val="22"/>
+                            <w:szCs w:val="22"/>
+                          </w:rPr>
+                          <w:t xml:space="preserve">one plus </w:t>
+                        </w:r>
+                        <w:r>
+                          <w:rPr>
+                            <w:rFonts w:ascii="MS Mincho" w:eastAsia="MS Mincho" w:hAnsi="MS Mincho" w:cs="Baghdad"/>
+                            <w:color w:val="FFFFFF" w:themeColor="background1"/>
+                            <w:sz w:val="22"/>
+                            <w:szCs w:val="22"/>
+                          </w:rPr>
+                          <w:t>years of experience</w:t>
                         </w:r>
                       </w:p>
                       <w:p>
@@ -1695,7 +1735,10 @@
         </mc:AlternateContent>
       </w:r>
     </w:p>
-    <w:p/>
+    <w:p>
+      <w:bookmarkStart w:id="0" w:name="_GoBack"/>
+      <w:bookmarkEnd w:id="0"/>
+    </w:p>
     <w:p/>
     <w:p/>
     <w:p/>
@@ -2190,15 +2233,7 @@
                                     <w:sz w:val="28"/>
                                     <w:szCs w:val="28"/>
                                   </w:rPr>
-                                  <w:t>E</w:t>
-                                </w:r>
-                                <w:r>
-                                  <w:rPr>
-                                    <w:color w:val="FFFF00"/>
-                                    <w:sz w:val="28"/>
-                                    <w:szCs w:val="28"/>
-                                  </w:rPr>
-                                  <w:t>ducation</w:t>
+                                  <w:t>Education</w:t>
                                 </w:r>
                               </w:p>
                             </w:txbxContent>
@@ -4977,128 +5012,18 @@
                                   <w:szCs w:val="22"/>
                                 </w:rPr>
                               </w:pPr>
-                              <w:r>
-                                <w:rPr>
-                                  <w:color w:val="D9D9D9" w:themeColor="background1" w:themeShade="D9"/>
-                                  <w:sz w:val="22"/>
-                                  <w:szCs w:val="22"/>
-                                </w:rPr>
-                                <w:fldChar w:fldCharType="begin"/>
-                              </w:r>
-                              <w:r>
-                                <w:rPr>
-                                  <w:color w:val="D9D9D9" w:themeColor="background1" w:themeShade="D9"/>
-                                  <w:sz w:val="22"/>
-                                  <w:szCs w:val="22"/>
-                                </w:rPr>
-                                <w:instrText xml:space="preserve"> HYPERLINK "mailto:godald@gmail.com" </w:instrText>
-                              </w:r>
-                              <w:r>
-                                <w:rPr>
-                                  <w:color w:val="D9D9D9" w:themeColor="background1" w:themeShade="D9"/>
-                                  <w:sz w:val="22"/>
-                                  <w:szCs w:val="22"/>
-                                </w:rPr>
-                                <w:fldChar w:fldCharType="separate"/>
-                              </w:r>
-                              <w:r>
-                                <w:rPr>
-                                  <w:rStyle w:val="Hyperlink"/>
-                                  <w:color w:val="CA6807" w:themeColor="hyperlink" w:themeShade="D9"/>
-                                  <w:sz w:val="22"/>
-                                  <w:szCs w:val="22"/>
-                                  <w:u w:val="none"/>
-                                </w:rPr>
-                                <w:t>g</w:t>
-                              </w:r>
-                              <w:r>
-                                <w:rPr>
-                                  <w:rStyle w:val="Hyperlink"/>
-                                  <w:color w:val="CA6807" w:themeColor="hyperlink" w:themeShade="D9"/>
-                                  <w:sz w:val="22"/>
-                                  <w:szCs w:val="22"/>
-                                  <w:u w:val="none"/>
-                                </w:rPr>
-                                <w:t>odald</w:t>
-                              </w:r>
-                              <w:r>
-                                <w:rPr>
-                                  <w:rStyle w:val="Hyperlink"/>
-                                  <w:color w:val="CA6807" w:themeColor="hyperlink" w:themeShade="D9"/>
-                                  <w:sz w:val="22"/>
-                                  <w:szCs w:val="22"/>
-                                  <w:u w:val="none"/>
-                                </w:rPr>
-                                <w:t>@</w:t>
-                              </w:r>
-                              <w:r>
-                                <w:rPr>
-                                  <w:rStyle w:val="Hyperlink"/>
-                                  <w:color w:val="CA6807" w:themeColor="hyperlink" w:themeShade="D9"/>
-                                  <w:sz w:val="22"/>
-                                  <w:szCs w:val="22"/>
-                                  <w:u w:val="none"/>
-                                </w:rPr>
-                                <w:t>gm</w:t>
-                              </w:r>
-                              <w:r>
-                                <w:rPr>
-                                  <w:rStyle w:val="Hyperlink"/>
-                                  <w:color w:val="CA6807" w:themeColor="hyperlink" w:themeShade="D9"/>
-                                  <w:sz w:val="22"/>
-                                  <w:szCs w:val="22"/>
-                                  <w:u w:val="none"/>
-                                </w:rPr>
-                                <w:t>a</w:t>
-                              </w:r>
-                              <w:r>
-                                <w:rPr>
-                                  <w:rStyle w:val="Hyperlink"/>
-                                  <w:color w:val="CA6807" w:themeColor="hyperlink" w:themeShade="D9"/>
-                                  <w:sz w:val="22"/>
-                                  <w:szCs w:val="22"/>
-                                  <w:u w:val="none"/>
-                                </w:rPr>
-                                <w:t>i</w:t>
-                              </w:r>
-                              <w:r>
-                                <w:rPr>
-                                  <w:rStyle w:val="Hyperlink"/>
-                                  <w:color w:val="CA6807" w:themeColor="hyperlink" w:themeShade="D9"/>
-                                  <w:sz w:val="22"/>
-                                  <w:szCs w:val="22"/>
-                                  <w:u w:val="none"/>
-                                </w:rPr>
-                                <w:t>l</w:t>
-                              </w:r>
-                              <w:r>
-                                <w:rPr>
-                                  <w:rStyle w:val="Hyperlink"/>
-                                  <w:color w:val="CA6807" w:themeColor="hyperlink" w:themeShade="D9"/>
-                                  <w:sz w:val="22"/>
-                                  <w:szCs w:val="22"/>
-                                  <w:u w:val="none"/>
-                                </w:rPr>
-                                <w:t>.co</w:t>
-                              </w:r>
-                              <w:r>
-                                <w:rPr>
-                                  <w:rStyle w:val="Hyperlink"/>
-                                  <w:color w:val="CA6807" w:themeColor="hyperlink" w:themeShade="D9"/>
-                                  <w:sz w:val="22"/>
-                                  <w:szCs w:val="22"/>
-                                  <w:u w:val="none"/>
-                                </w:rPr>
-                                <w:t>m</w:t>
-                              </w:r>
-                              <w:r>
-                                <w:rPr>
-                                  <w:color w:val="D9D9D9" w:themeColor="background1" w:themeShade="D9"/>
-                                  <w:sz w:val="22"/>
-                                  <w:szCs w:val="22"/>
-                                </w:rPr>
-                                <w:fldChar w:fldCharType="end"/>
-                              </w:r>
+                              <w:hyperlink r:id="rId7" w:history="1">
+                                <w:r>
+                                  <w:rPr>
+                                    <w:rStyle w:val="Hyperlink"/>
+                                    <w:color w:val="CA6807" w:themeColor="hyperlink" w:themeShade="D9"/>
+                                    <w:sz w:val="22"/>
+                                    <w:szCs w:val="22"/>
+                                    <w:u w:val="none"/>
+                                  </w:rPr>
+                                  <w:t>godald@gmail.com</w:t>
+                                </w:r>
+                              </w:hyperlink>
                             </w:p>
                             <w:p>
                               <w:pPr>
@@ -5195,8 +5120,6 @@
                                   <w:szCs w:val="22"/>
                                 </w:rPr>
                               </w:pPr>
-                              <w:bookmarkStart w:id="0" w:name="_GoBack"/>
-                              <w:bookmarkEnd w:id="0"/>
                             </w:p>
                           </w:txbxContent>
                         </wps:txbx>
@@ -5916,6 +5839,7 @@
   <w:style w:type="character" w:default="1" w:styleId="DefaultParagraphFont">
     <w:name w:val="Default Paragraph Font"/>
     <w:uiPriority w:val="1"/>
+    <w:semiHidden/>
     <w:unhideWhenUsed/>
   </w:style>
   <w:style w:type="table" w:default="1" w:styleId="TableNormal">
@@ -6243,7 +6167,7 @@
 </file>
 
 <file path=customXml/itemProps1.xml><?xml version="1.0" encoding="utf-8"?>
-<ds:datastoreItem xmlns:ds="http://schemas.openxmlformats.org/officeDocument/2006/customXml" ds:itemID="{6DB90FE4-36C4-C946-B04A-087A4D9F4B55}">
+<ds:datastoreItem xmlns:ds="http://schemas.openxmlformats.org/officeDocument/2006/customXml" ds:itemID="{4EB7843F-35E4-4C46-8302-02844BF8C9C9}">
   <ds:schemaRefs>
     <ds:schemaRef ds:uri="http://schemas.openxmlformats.org/officeDocument/2006/bibliography"/>
   </ds:schemaRefs>
